--- a/03_Mutant_HSPC_Proliferation_MultiGenotype/_PROJECT_OVERVIEW.docx
+++ b/03_Mutant_HSPC_Proliferation_MultiGenotype/_PROJECT_OVERVIEW.docx
@@ -6,9 +6,9 @@
       <w:pPr>
         <w:pStyle w:val="Heading1"/>
       </w:pPr>
-      <w:bookmarkStart w:id="20" w:name="Xb3faca85fd532b6bb705d54b7dd9b947e7ee860"/>
-      <w:r>
-        <w:t xml:space="preserve">Project overview — Multi-Genotype HSPC Proliferation Comparison</w:t>
+      <w:bookmarkStart w:id="20" w:name="Xdf7c383c2c18dd279cd1dae138e8d22f66ae15e"/>
+      <w:r>
+        <w:t xml:space="preserve">Project overview — Mutant HSPC Proliferation, R pipeline (Seurat/Harmony)</w:t>
       </w:r>
       <w:bookmarkEnd w:id="20"/>
     </w:p>
@@ -17,143 +17,55 @@
         <w:pStyle w:val="FirstParagraph"/>
       </w:pPr>
       <w:r>
-        <w:rPr>
-          <w:b/>
-        </w:rPr>
-        <w:t xml:space="preserve">Biological question:</w:t>
-      </w:r>
-      <w:r>
-        <w:t xml:space="preserve"> </w:t>
-      </w:r>
-      <w:r>
-        <w:t xml:space="preserve">across several unrelated clonal-hematopoiesis (CH)</w:t>
-      </w:r>
-      <w:r>
-        <w:t xml:space="preserve"> </w:t>
-      </w:r>
-      <w:r>
-        <w:t xml:space="preserve">driver mutations (Asxl1-KO, Tet2-KO, Dnmt3a-mutant, Jak2-V617F), is</w:t>
-      </w:r>
-      <w:r>
-        <w:t xml:space="preserve"> </w:t>
-      </w:r>
-      <w:r>
-        <w:t xml:space="preserve">hematopoietic stem/progenitor cell (HSPC) proliferation increased, and is any</w:t>
-      </w:r>
-      <w:r>
-        <w:t xml:space="preserve"> </w:t>
-      </w:r>
-      <w:r>
-        <w:t xml:space="preserve">such effect specific to the primitive stem/progenitor compartment rather than</w:t>
-      </w:r>
-      <w:r>
-        <w:t xml:space="preserve"> </w:t>
-      </w:r>
-      <w:r>
-        <w:t xml:space="preserve">more differentiated cells?</w:t>
-      </w:r>
-    </w:p>
-    <w:p>
-      <w:pPr>
-        <w:pStyle w:val="BodyText"/>
-      </w:pPr>
-      <w:r>
-        <w:rPr>
-          <w:b/>
-        </w:rPr>
-        <w:t xml:space="preserve">Design:</w:t>
-      </w:r>
-      <w:r>
-        <w:t xml:space="preserve"> </w:t>
-      </w:r>
-      <w:r>
-        <w:t xml:space="preserve">this is the largest and most iterative project in the portfolio —</w:t>
-      </w:r>
-      <w:r>
-        <w:t xml:space="preserve"> </w:t>
-      </w:r>
-      <w:r>
-        <w:t xml:space="preserve">28 scripts spanning bulk RNA-seq (3 independent public datasets), Smart-seq2</w:t>
-      </w:r>
-      <w:r>
-        <w:t xml:space="preserve"> </w:t>
-      </w:r>
-      <w:r>
-        <w:t xml:space="preserve">single-cell (GSE124822: WT/Tet2/Dnmt3a), and 10x single-cell (GSE263101 Jak2,</w:t>
-      </w:r>
-      <w:r>
-        <w:t xml:space="preserve"> </w:t>
-      </w:r>
-      <w:r>
-        <w:t xml:space="preserve">GSE158184 Asxl1, GSE209994 Tet2, GSE272266 Dnmt3a, plus exploratory GSE227026/</w:t>
-      </w:r>
-      <w:r>
-        <w:t xml:space="preserve"> </w:t>
-      </w:r>
-      <w:r>
-        <w:t xml:space="preserve">R878H datasets), scored throughout with a shared Tirosh cell-cycle +</w:t>
-      </w:r>
-      <w:r>
-        <w:t xml:space="preserve"> </w:t>
-      </w:r>
-      <w:r>
-        <w:t xml:space="preserve">proliferation-core gene signature (</w:t>
+        <w:t xml:space="preserve">These four R scripts are the single-cell clustering backbone behind the Python proliferation</w:t>
+      </w:r>
+      <w:r>
+        <w:t xml:space="preserve"> </w:t>
+      </w:r>
+      <w:r>
+        <w:t xml:space="preserve">comparison project:</w:t>
+      </w:r>
+      <w:r>
+        <w:t xml:space="preserve"> </w:t>
       </w:r>
       <w:r>
         <w:rPr>
           <w:rStyle w:val="VerbatimChar"/>
         </w:rPr>
-        <w:t xml:space="preserve">genesets_mouse.py</w:t>
-      </w:r>
-      <w:r>
-        <w:t xml:space="preserve">).</w:t>
-      </w:r>
-    </w:p>
-    <w:p>
-      <w:pPr>
-        <w:pStyle w:val="BodyText"/>
-      </w:pPr>
-      <w:r>
-        <w:rPr>
-          <w:b/>
-        </w:rPr>
-        <w:t xml:space="preserve">How to read this folder:</w:t>
-      </w:r>
-      <w:r>
-        <w:t xml:space="preserve"> </w:t>
-      </w:r>
-      <w:r>
-        <w:t xml:space="preserve">the scripts fall into four rough generations —</w:t>
-      </w:r>
-    </w:p>
-    <w:p>
-      <w:pPr>
-        <w:numPr>
-          <w:ilvl w:val="0"/>
-          <w:numId w:val="1001"/>
-        </w:numPr>
-        <w:pStyle w:val="Compact"/>
-      </w:pPr>
-      <w:r>
-        <w:rPr>
-          <w:b/>
-        </w:rPr>
-        <w:t xml:space="preserve">First-pass / pooled-cell scoring</w:t>
-      </w:r>
-      <w:r>
-        <w:t xml:space="preserve"> </w:t>
-      </w:r>
-      <w:r>
-        <w:t xml:space="preserve">(</w:t>
+        <w:t xml:space="preserve">run_seurat_harmony_all_mutants.R</w:t>
+      </w:r>
+      <w:r>
+        <w:t xml:space="preserve"> </w:t>
+      </w:r>
+      <w:r>
+        <w:t xml:space="preserve">builds a harmonized, clustered HSPC atlas</w:t>
+      </w:r>
+      <w:r>
+        <w:t xml:space="preserve"> </w:t>
+      </w:r>
+      <w:r>
+        <w:t xml:space="preserve">across five CH driver genotypes (Tet2, Asxl1, Jak2, Dnmt3a, Dnmt3a-R878H) from public 10x</w:t>
+      </w:r>
+      <w:r>
+        <w:t xml:space="preserve"> </w:t>
+      </w:r>
+      <w:r>
+        <w:t xml:space="preserve">datasets;</w:t>
+      </w:r>
+      <w:r>
+        <w:t xml:space="preserve"> </w:t>
       </w:r>
       <w:r>
         <w:rPr>
           <w:rStyle w:val="VerbatimChar"/>
         </w:rPr>
-        <w:t xml:space="preserve">bulk_analysis.py</w:t>
-      </w:r>
-      <w:r>
-        <w:t xml:space="preserve">,</w:t>
+        <w:t xml:space="preserve">cluster_markers.R</w:t>
+      </w:r>
+      <w:r>
+        <w:t xml:space="preserve"> </w:t>
+      </w:r>
+      <w:r>
+        <w:t xml:space="preserve">annotates the resulting clusters with lineage markers;</w:t>
       </w:r>
       <w:r>
         <w:t xml:space="preserve"> </w:t>
@@ -162,10 +74,13 @@
         <w:rPr>
           <w:rStyle w:val="VerbatimChar"/>
         </w:rPr>
-        <w:t xml:space="preserve">s1_smartseq2.py</w:t>
-      </w:r>
-      <w:r>
-        <w:t xml:space="preserve">,</w:t>
+        <w:t xml:space="preserve">fix_cluster_markers.R</w:t>
+      </w:r>
+      <w:r>
+        <w:t xml:space="preserve"> </w:t>
+      </w:r>
+      <w:r>
+        <w:t xml:space="preserve">and</w:t>
       </w:r>
       <w:r>
         <w:t xml:space="preserve"> </w:t>
@@ -174,181 +89,25 @@
         <w:rPr>
           <w:rStyle w:val="VerbatimChar"/>
         </w:rPr>
-        <w:t xml:space="preserve">s2_tenx.py</w:t>
-      </w:r>
-      <w:r>
-        <w:t xml:space="preserve">,</w:t>
-      </w:r>
-      <w:r>
-        <w:t xml:space="preserve"> </w:t>
-      </w:r>
-      <w:r>
-        <w:rPr>
-          <w:rStyle w:val="VerbatimChar"/>
-        </w:rPr>
-        <w:t xml:space="preserve">s3_synth.py</w:t>
-      </w:r>
-      <w:r>
-        <w:t xml:space="preserve">,</w:t>
-      </w:r>
-      <w:r>
-        <w:t xml:space="preserve"> </w:t>
-      </w:r>
-      <w:r>
-        <w:rPr>
-          <w:rStyle w:val="VerbatimChar"/>
-        </w:rPr>
-        <w:t xml:space="preserve">s4_clusters_ss2.py</w:t>
-      </w:r>
-      <w:r>
-        <w:t xml:space="preserve">,</w:t>
-      </w:r>
-      <w:r>
-        <w:t xml:space="preserve"> </w:t>
-      </w:r>
-      <w:r>
-        <w:rPr>
-          <w:rStyle w:val="VerbatimChar"/>
-        </w:rPr>
-        <w:t xml:space="preserve">scrna_analysis.py</w:t>
-      </w:r>
-      <w:r>
-        <w:t xml:space="preserve">) —</w:t>
-      </w:r>
-      <w:r>
-        <w:t xml:space="preserve"> </w:t>
-      </w:r>
-      <w:r>
-        <w:t xml:space="preserve">naive z-score/chi-square comparisons pooling all cells per genotype.</w:t>
-      </w:r>
-    </w:p>
-    <w:p>
-      <w:pPr>
-        <w:numPr>
-          <w:ilvl w:val="0"/>
-          <w:numId w:val="1001"/>
-        </w:numPr>
-        <w:pStyle w:val="Compact"/>
-      </w:pPr>
-      <w:r>
-        <w:rPr>
-          <w:b/>
-        </w:rPr>
-        <w:t xml:space="preserve">Rigorous re-analysis</w:t>
-      </w:r>
-      <w:r>
-        <w:t xml:space="preserve"> </w:t>
-      </w:r>
-      <w:r>
-        <w:t xml:space="preserve">(</w:t>
-      </w:r>
-      <w:r>
-        <w:rPr>
-          <w:rStyle w:val="VerbatimChar"/>
-        </w:rPr>
-        <w:t xml:space="preserve">rigor_bulk.py</w:t>
-      </w:r>
-      <w:r>
-        <w:t xml:space="preserve">,</w:t>
-      </w:r>
-      <w:r>
-        <w:t xml:space="preserve"> </w:t>
-      </w:r>
-      <w:r>
-        <w:rPr>
-          <w:rStyle w:val="VerbatimChar"/>
-        </w:rPr>
-        <w:t xml:space="preserve">rigor_one.py</w:t>
-      </w:r>
-      <w:r>
-        <w:t xml:space="preserve">,</w:t>
-      </w:r>
-      <w:r>
-        <w:t xml:space="preserve"> </w:t>
-      </w:r>
-      <w:r>
-        <w:rPr>
-          <w:rStyle w:val="VerbatimChar"/>
-        </w:rPr>
-        <w:t xml:space="preserve">audit_ss2.py</w:t>
-      </w:r>
-      <w:r>
-        <w:t xml:space="preserve">)</w:t>
-      </w:r>
-      <w:r>
-        <w:t xml:space="preserve"> </w:t>
-      </w:r>
-      <w:r>
-        <w:t xml:space="preserve">— proper DESeq2 + competitive gene-set tests, and a depth-confound audit.</w:t>
-      </w:r>
-    </w:p>
-    <w:p>
-      <w:pPr>
-        <w:numPr>
-          <w:ilvl w:val="0"/>
-          <w:numId w:val="1001"/>
-        </w:numPr>
-        <w:pStyle w:val="Compact"/>
-      </w:pPr>
-      <w:r>
-        <w:rPr>
-          <w:b/>
-        </w:rPr>
-        <w:t xml:space="preserve">Compartment-matched pipeline</w:t>
-      </w:r>
-      <w:r>
-        <w:t xml:space="preserve"> </w:t>
-      </w:r>
-      <w:r>
-        <w:t xml:space="preserve">(</w:t>
-      </w:r>
-      <w:r>
-        <w:rPr>
-          <w:rStyle w:val="VerbatimChar"/>
-        </w:rPr>
-        <w:t xml:space="preserve">c1_build_ss2.py</w:t>
-      </w:r>
-      <w:r>
-        <w:t xml:space="preserve"> </w:t>
-      </w:r>
-      <w:r>
-        <w:t xml:space="preserve">→</w:t>
-      </w:r>
-      <w:r>
-        <w:t xml:space="preserve"> </w:t>
-      </w:r>
-      <w:r>
-        <w:rPr>
-          <w:rStyle w:val="VerbatimChar"/>
-        </w:rPr>
-        <w:t xml:space="preserve">c2_cluster_ss2.py</w:t>
-      </w:r>
-      <w:r>
-        <w:t xml:space="preserve">,</w:t>
-      </w:r>
-      <w:r>
-        <w:t xml:space="preserve"> </w:t>
-      </w:r>
-      <w:r>
-        <w:rPr>
-          <w:rStyle w:val="VerbatimChar"/>
-        </w:rPr>
-        <w:t xml:space="preserve">c_ss2_full.py</w:t>
-      </w:r>
-      <w:r>
-        <w:t xml:space="preserve">,</w:t>
-      </w:r>
-      <w:r>
-        <w:t xml:space="preserve"> </w:t>
-      </w:r>
-      <w:r>
-        <w:rPr>
-          <w:rStyle w:val="VerbatimChar"/>
-        </w:rPr>
-        <w:t xml:space="preserve">c_tenx_celltype.py</w:t>
-      </w:r>
-      <w:r>
-        <w:t xml:space="preserve">,</w:t>
+        <w:t xml:space="preserve">finish_asxl1_res1.2_markers.R</w:t>
+      </w:r>
+      <w:r>
+        <w:t xml:space="preserve"> </w:t>
+      </w:r>
+      <w:r>
+        <w:t xml:space="preserve">are bugfix/patch reruns after the</w:t>
+      </w:r>
+      <w:r>
+        <w:t xml:space="preserve"> </w:t>
+      </w:r>
+      <w:r>
+        <w:t xml:space="preserve">original marker-finding step silently dropped large progenitor clusters. The compartment-matched</w:t>
+      </w:r>
+      <w:r>
+        <w:t xml:space="preserve"> </w:t>
+      </w:r>
+      <w:r>
+        <w:t xml:space="preserve">WT-vs-mutant proliferation comparisons themselves (the</w:t>
       </w:r>
       <w:r>
         <w:t xml:space="preserve"> </w:t>
@@ -360,210 +119,7 @@
         <w:t xml:space="preserve">c_join.py</w:t>
       </w:r>
       <w:r>
-        <w:t xml:space="preserve">,</w:t>
-      </w:r>
-      <w:r>
-        <w:t xml:space="preserve"> </w:t>
-      </w:r>
-      <w:r>
-        <w:rPr>
-          <w:rStyle w:val="VerbatimChar"/>
-        </w:rPr>
-        <w:t xml:space="preserve">strict_join.py</w:t>
-      </w:r>
-      <w:r>
-        <w:t xml:space="preserve">) —</w:t>
-      </w:r>
-      <w:r>
-        <w:t xml:space="preserve"> </w:t>
-      </w:r>
-      <w:r>
-        <w:t xml:space="preserve">clusters cells first and restricts the WT-vs-mutant comparison to the</w:t>
-      </w:r>
-      <w:r>
-        <w:t xml:space="preserve"> </w:t>
-      </w:r>
-      <w:r>
-        <w:t xml:space="preserve">correctly matched primitive (LT-HSC+MPP1) compartment.</w:t>
-      </w:r>
-    </w:p>
-    <w:p>
-      <w:pPr>
-        <w:numPr>
-          <w:ilvl w:val="0"/>
-          <w:numId w:val="1001"/>
-        </w:numPr>
-        <w:pStyle w:val="Compact"/>
-      </w:pPr>
-      <w:r>
-        <w:rPr>
-          <w:b/>
-        </w:rPr>
-        <w:t xml:space="preserve">Per-genotype panel-extraction scripts</w:t>
-      </w:r>
-      <w:r>
-        <w:t xml:space="preserve"> </w:t>
-      </w:r>
-      <w:r>
-        <w:t xml:space="preserve">(</w:t>
-      </w:r>
-      <w:r>
-        <w:rPr>
-          <w:rStyle w:val="VerbatimChar"/>
-        </w:rPr>
-        <w:t xml:space="preserve">ax_panel.py</w:t>
-      </w:r>
-      <w:r>
         <w:t xml:space="preserve">/</w:t>
-      </w:r>
-      <w:r>
-        <w:rPr>
-          <w:rStyle w:val="VerbatimChar"/>
-        </w:rPr>
-        <w:t xml:space="preserve">ax_join.py</w:t>
-      </w:r>
-      <w:r>
-        <w:t xml:space="preserve">/</w:t>
-      </w:r>
-      <w:r>
-        <w:t xml:space="preserve"> </w:t>
-      </w:r>
-      <w:r>
-        <w:rPr>
-          <w:rStyle w:val="VerbatimChar"/>
-        </w:rPr>
-        <w:t xml:space="preserve">asxl1_10x.py</w:t>
-      </w:r>
-      <w:r>
-        <w:t xml:space="preserve">/</w:t>
-      </w:r>
-      <w:r>
-        <w:rPr>
-          <w:rStyle w:val="VerbatimChar"/>
-        </w:rPr>
-        <w:t xml:space="preserve">axd_panel.py</w:t>
-      </w:r>
-      <w:r>
-        <w:t xml:space="preserve"> </w:t>
-      </w:r>
-      <w:r>
-        <w:t xml:space="preserve">for Asxl1;</w:t>
-      </w:r>
-      <w:r>
-        <w:t xml:space="preserve"> </w:t>
-      </w:r>
-      <w:r>
-        <w:rPr>
-          <w:rStyle w:val="VerbatimChar"/>
-        </w:rPr>
-        <w:t xml:space="preserve">d_panel.py</w:t>
-      </w:r>
-      <w:r>
-        <w:t xml:space="preserve"> </w:t>
-      </w:r>
-      <w:r>
-        <w:t xml:space="preserve">for Dnmt3a;</w:t>
-      </w:r>
-      <w:r>
-        <w:t xml:space="preserve"> </w:t>
-      </w:r>
-      <w:r>
-        <w:rPr>
-          <w:rStyle w:val="VerbatimChar"/>
-        </w:rPr>
-        <w:t xml:space="preserve">jak2_panel.py</w:t>
-      </w:r>
-      <w:r>
-        <w:t xml:space="preserve">/</w:t>
-      </w:r>
-      <w:r>
-        <w:rPr>
-          <w:rStyle w:val="VerbatimChar"/>
-        </w:rPr>
-        <w:t xml:space="preserve">t_panel.py</w:t>
-      </w:r>
-      <w:r>
-        <w:t xml:space="preserve">/</w:t>
-      </w:r>
-      <w:r>
-        <w:rPr>
-          <w:rStyle w:val="VerbatimChar"/>
-        </w:rPr>
-        <w:t xml:space="preserve">t_save.py</w:t>
-      </w:r>
-      <w:r>
-        <w:t xml:space="preserve"> </w:t>
-      </w:r>
-      <w:r>
-        <w:t xml:space="preserve">for Jak2;</w:t>
-      </w:r>
-      <w:r>
-        <w:t xml:space="preserve"> </w:t>
-      </w:r>
-      <w:r>
-        <w:rPr>
-          <w:rStyle w:val="VerbatimChar"/>
-        </w:rPr>
-        <w:t xml:space="preserve">t2_panel.py</w:t>
-      </w:r>
-      <w:r>
-        <w:t xml:space="preserve">/</w:t>
-      </w:r>
-      <w:r>
-        <w:t xml:space="preserve"> </w:t>
-      </w:r>
-      <w:r>
-        <w:rPr>
-          <w:rStyle w:val="VerbatimChar"/>
-        </w:rPr>
-        <w:t xml:space="preserve">t2h_panel.py</w:t>
-      </w:r>
-      <w:r>
-        <w:t xml:space="preserve"> </w:t>
-      </w:r>
-      <w:r>
-        <w:t xml:space="preserve">for Tet2;</w:t>
-      </w:r>
-      <w:r>
-        <w:t xml:space="preserve"> </w:t>
-      </w:r>
-      <w:r>
-        <w:rPr>
-          <w:rStyle w:val="VerbatimChar"/>
-        </w:rPr>
-        <w:t xml:space="preserve">r878_panel.py</w:t>
-      </w:r>
-      <w:r>
-        <w:t xml:space="preserve"> </w:t>
-      </w:r>
-      <w:r>
-        <w:t xml:space="preserve">for Dnmt3a-R878H) — a reusable</w:t>
-      </w:r>
-      <w:r>
-        <w:t xml:space="preserve"> </w:t>
-      </w:r>
-      <w:r>
-        <w:t xml:space="preserve">template for loading one genotype’s 10x sample, scoring it, and extracting</w:t>
-      </w:r>
-      <w:r>
-        <w:t xml:space="preserve"> </w:t>
-      </w:r>
-      <w:r>
-        <w:t xml:space="preserve">a shared gene panel for later joining.</w:t>
-      </w:r>
-    </w:p>
-    <w:p>
-      <w:pPr>
-        <w:pStyle w:val="FirstParagraph"/>
-      </w:pPr>
-      <w:r>
-        <w:rPr>
-          <w:b/>
-        </w:rPr>
-        <w:t xml:space="preserve">Headline result:</w:t>
-      </w:r>
-      <w:r>
-        <w:t xml:space="preserve"> </w:t>
       </w:r>
       <w:r>
         <w:rPr>
@@ -575,167 +131,13 @@
         <w:t xml:space="preserve"> </w:t>
       </w:r>
       <w:r>
-        <w:t xml:space="preserve">aggregates the three genotypes that reached</w:t>
-      </w:r>
-      <w:r>
-        <w:t xml:space="preserve"> </w:t>
-      </w:r>
-      <w:r>
-        <w:t xml:space="preserve">a compartment-matched conclusion — Tet2-KO LT-HSCs cycle significantly LESS</w:t>
-      </w:r>
-      <w:r>
-        <w:t xml:space="preserve"> </w:t>
-      </w:r>
-      <w:r>
-        <w:t xml:space="preserve">than WT (p=0.0076), Dnmt3a-mutant LT-HSCs show no significant difference</w:t>
-      </w:r>
-      <w:r>
-        <w:t xml:space="preserve"> </w:t>
-      </w:r>
-      <w:r>
-        <w:t xml:space="preserve">(p=0.74), and Jak2V617F LT-HSC+MPP1 cells cycle significantly MORE than WT</w:t>
-      </w:r>
-      <w:r>
-        <w:t xml:space="preserve"> </w:t>
-      </w:r>
-      <w:r>
-        <w:t xml:space="preserve">(p=5.5e-19) — demonstrating genotype-specific, non-uniform effects on HSPC</w:t>
-      </w:r>
-      <w:r>
-        <w:t xml:space="preserve"> </w:t>
-      </w:r>
-      <w:r>
-        <w:t xml:space="preserve">proliferation that would have been missed or reversed by pooled,</w:t>
-      </w:r>
-      <w:r>
-        <w:t xml:space="preserve"> </w:t>
-      </w:r>
-      <w:r>
-        <w:t xml:space="preserve">non-compartment-matched analysis.</w:t>
-      </w:r>
-    </w:p>
-    <w:p>
-      <w:pPr>
-        <w:pStyle w:val="BodyText"/>
-      </w:pPr>
-      <w:r>
-        <w:rPr>
-          <w:rStyle w:val="VerbatimChar"/>
-        </w:rPr>
-        <w:t xml:space="preserve">g2m_vs_s_signtest.py</w:t>
-      </w:r>
-      <w:r>
-        <w:t xml:space="preserve"> </w:t>
-      </w:r>
-      <w:r>
-        <w:t xml:space="preserve">(in the</w:t>
-      </w:r>
-      <w:r>
-        <w:t xml:space="preserve"> </w:t>
-      </w:r>
-      <w:r>
-        <w:rPr>
-          <w:rStyle w:val="VerbatimChar"/>
-        </w:rPr>
-        <w:t xml:space="preserve">seurat_harmony_output/</w:t>
-      </w:r>
-      <w:r>
-        <w:t xml:space="preserve"> </w:t>
-      </w:r>
-      <w:r>
-        <w:t xml:space="preserve">subfolder) is a later</w:t>
-      </w:r>
-      <w:r>
-        <w:t xml:space="preserve"> </w:t>
-      </w:r>
-      <w:r>
-        <w:t xml:space="preserve">reconciliation step against a separate R/Seurat clustering of Asxl1 data,</w:t>
-      </w:r>
-      <w:r>
-        <w:t xml:space="preserve"> </w:t>
-      </w:r>
-      <w:r>
-        <w:t xml:space="preserve">showing that an apparent Asxl1-KO cell-cycle increase was not a clean,</w:t>
-      </w:r>
-      <w:r>
-        <w:t xml:space="preserve"> </w:t>
-      </w:r>
-      <w:r>
-        <w:t xml:space="preserve">symmetric S+G2M proliferation increase once the two phases were examined</w:t>
-      </w:r>
-      <w:r>
-        <w:t xml:space="preserve"> </w:t>
-      </w:r>
-      <w:r>
-        <w:t xml:space="preserve">separately — a caution about over-interpreting combined cell-cycle scores.</w:t>
-      </w:r>
-    </w:p>
-    <w:p>
-      <w:pPr>
-        <w:pStyle w:val="BodyText"/>
-      </w:pPr>
-      <w:r>
-        <w:t xml:space="preserve">Several panel-extraction scripts (</w:t>
-      </w:r>
-      <w:r>
-        <w:rPr>
-          <w:rStyle w:val="VerbatimChar"/>
-        </w:rPr>
-        <w:t xml:space="preserve">d_panel.py</w:t>
-      </w:r>
-      <w:r>
-        <w:t xml:space="preserve">,</w:t>
-      </w:r>
-      <w:r>
-        <w:t xml:space="preserve"> </w:t>
-      </w:r>
-      <w:r>
-        <w:rPr>
-          <w:rStyle w:val="VerbatimChar"/>
-        </w:rPr>
-        <w:t xml:space="preserve">jak2_panel.py</w:t>
-      </w:r>
-      <w:r>
-        <w:t xml:space="preserve">,</w:t>
-      </w:r>
-      <w:r>
-        <w:t xml:space="preserve"> </w:t>
-      </w:r>
-      <w:r>
-        <w:rPr>
-          <w:rStyle w:val="VerbatimChar"/>
-        </w:rPr>
-        <w:t xml:space="preserve">r878_panel.py</w:t>
-      </w:r>
-      <w:r>
-        <w:t xml:space="preserve">) have no corresponding</w:t>
-      </w:r>
-      <w:r>
-        <w:t xml:space="preserve"> </w:t>
-      </w:r>
-      <w:r>
-        <w:t xml:space="preserve">“</w:t>
-      </w:r>
-      <w:r>
-        <w:t xml:space="preserve">join</w:t>
-      </w:r>
-      <w:r>
-        <w:t xml:space="preserve">”</w:t>
-      </w:r>
-      <w:r>
-        <w:t xml:space="preserve">/comparison script recovered —</w:t>
-      </w:r>
-      <w:r>
-        <w:t xml:space="preserve"> </w:t>
-      </w:r>
-      <w:r>
-        <w:t xml:space="preserve">these upgraded/exploratory datasets appear to have been prepared but not</w:t>
-      </w:r>
-      <w:r>
-        <w:t xml:space="preserve"> </w:t>
-      </w:r>
-      <w:r>
-        <w:t xml:space="preserve">carried through to a final statistical comparison.</w:t>
+        <w:t xml:space="preserve">results) are</w:t>
+      </w:r>
+      <w:r>
+        <w:t xml:space="preserve"> </w:t>
+      </w:r>
+      <w:r>
+        <w:t xml:space="preserve">Python, downstream of these R-built Seurat objects.</w:t>
       </w:r>
     </w:p>
     <w:sectPr/>
@@ -871,150 +273,8 @@
       </w:pPr>
     </w:lvl>
   </w:abstractNum>
-  <w:abstractNum w:abstractNumId="99411">
-    <w:nsid w:val="ea454b4c"/>
-    <w:multiLevelType w:val="multilevel"/>
-    <w:lvl w:ilvl="0">
-      <w:start w:val="1"/>
-      <w:numFmt w:val="decimal"/>
-      <w:lvlText w:val="%1."/>
-      <w:lvlJc w:val="left"/>
-      <w:pPr>
-        <w:tabs>
-          <w:tab w:val="num" w:pos="0"/>
-        </w:tabs>
-        <w:ind w:left="480" w:hanging="480"/>
-      </w:pPr>
-    </w:lvl>
-    <w:lvl w:ilvl="1">
-      <w:start w:val="1"/>
-      <w:numFmt w:val="decimal"/>
-      <w:lvlText w:val="%2."/>
-      <w:lvlJc w:val="left"/>
-      <w:pPr>
-        <w:tabs>
-          <w:tab w:val="num" w:pos="720"/>
-        </w:tabs>
-        <w:ind w:left="1200" w:hanging="480"/>
-      </w:pPr>
-    </w:lvl>
-    <w:lvl w:ilvl="2">
-      <w:start w:val="1"/>
-      <w:numFmt w:val="decimal"/>
-      <w:lvlText w:val="%3."/>
-      <w:lvlJc w:val="left"/>
-      <w:pPr>
-        <w:tabs>
-          <w:tab w:val="num" w:pos="1440"/>
-        </w:tabs>
-        <w:ind w:left="1920" w:hanging="480"/>
-      </w:pPr>
-    </w:lvl>
-    <w:lvl w:ilvl="3">
-      <w:start w:val="1"/>
-      <w:numFmt w:val="decimal"/>
-      <w:lvlText w:val="%4."/>
-      <w:lvlJc w:val="left"/>
-      <w:pPr>
-        <w:tabs>
-          <w:tab w:val="num" w:pos="2160"/>
-        </w:tabs>
-        <w:ind w:left="2640" w:hanging="480"/>
-      </w:pPr>
-    </w:lvl>
-    <w:lvl w:ilvl="4">
-      <w:start w:val="1"/>
-      <w:numFmt w:val="decimal"/>
-      <w:lvlText w:val="%5."/>
-      <w:lvlJc w:val="left"/>
-      <w:pPr>
-        <w:tabs>
-          <w:tab w:val="num" w:pos="2880"/>
-        </w:tabs>
-        <w:ind w:left="3360" w:hanging="480"/>
-      </w:pPr>
-    </w:lvl>
-    <w:lvl w:ilvl="5">
-      <w:start w:val="1"/>
-      <w:numFmt w:val="decimal"/>
-      <w:lvlText w:val="%6."/>
-      <w:lvlJc w:val="left"/>
-      <w:pPr>
-        <w:tabs>
-          <w:tab w:val="num" w:pos="3600"/>
-        </w:tabs>
-        <w:ind w:left="4080" w:hanging="480"/>
-      </w:pPr>
-    </w:lvl>
-    <w:lvl w:ilvl="6">
-      <w:start w:val="1"/>
-      <w:numFmt w:val="decimal"/>
-      <w:lvlText w:val="%7."/>
-      <w:lvlJc w:val="left"/>
-      <w:pPr>
-        <w:tabs>
-          <w:tab w:val="num" w:pos="4320"/>
-        </w:tabs>
-        <w:ind w:left="4800" w:hanging="480"/>
-      </w:pPr>
-    </w:lvl>
-    <w:lvl w:ilvl="7">
-      <w:start w:val="1"/>
-      <w:numFmt w:val="decimal"/>
-      <w:lvlText w:val="%8."/>
-      <w:lvlJc w:val="left"/>
-      <w:pPr>
-        <w:tabs>
-          <w:tab w:val="num" w:pos="5040"/>
-        </w:tabs>
-        <w:ind w:left="5520" w:hanging="480"/>
-      </w:pPr>
-    </w:lvl>
-    <w:lvl w:ilvl="8">
-      <w:start w:val="1"/>
-      <w:numFmt w:val="decimal"/>
-      <w:lvlText w:val="%9."/>
-      <w:lvlJc w:val="left"/>
-      <w:pPr>
-        <w:tabs>
-          <w:tab w:val="num" w:pos="5760"/>
-        </w:tabs>
-        <w:ind w:left="6240" w:hanging="480"/>
-      </w:pPr>
-    </w:lvl>
-  </w:abstractNum>
   <w:num w:numId="1000">
     <w:abstractNumId w:val="990"/>
-  </w:num>
-  <w:num w:numId="1001">
-    <w:abstractNumId w:val="99411"/>
-    <w:lvlOverride w:ilvl="0">
-      <w:startOverride w:val="1"/>
-    </w:lvlOverride>
-    <w:lvlOverride w:ilvl="1">
-      <w:startOverride w:val="1"/>
-    </w:lvlOverride>
-    <w:lvlOverride w:ilvl="2">
-      <w:startOverride w:val="1"/>
-    </w:lvlOverride>
-    <w:lvlOverride w:ilvl="3">
-      <w:startOverride w:val="1"/>
-    </w:lvlOverride>
-    <w:lvlOverride w:ilvl="4">
-      <w:startOverride w:val="1"/>
-    </w:lvlOverride>
-    <w:lvlOverride w:ilvl="5">
-      <w:startOverride w:val="1"/>
-    </w:lvlOverride>
-    <w:lvlOverride w:ilvl="6">
-      <w:startOverride w:val="1"/>
-    </w:lvlOverride>
-    <w:lvlOverride w:ilvl="7">
-      <w:startOverride w:val="1"/>
-    </w:lvlOverride>
-    <w:lvlOverride w:ilvl="8">
-      <w:startOverride w:val="1"/>
-    </w:lvlOverride>
   </w:num>
 </w:numbering>
 </file>
